--- a/briefings/线口监测午报-2026-08-24.docx
+++ b/briefings/线口监测午报-2026-08-24.docx
@@ -22,7 +22,7 @@
           <w:color w:val="888888"/>
           <w:sz w:val="18"/>
         </w:rPr>
-        <w:t>监测窗口:近48小时 | 生成时间:2026-08-24 12:11</w:t>
+        <w:t>监测窗口:近48小时 | 生成时间:2026-08-24 17:31</w:t>
       </w:r>
     </w:p>
     <w:p>
@@ -70,7 +70,7 @@
           <w:color w:val="888888"/>
           <w:sz w:val="24"/>
         </w:rPr>
-        <w:t>《使命召唤：现代战争 4》测试版疑似出现 AI 生成美术素材，引发玩家争议</w:t>
+        <w:t>海信视像 AI 战略暨 JUOS 发布会将于 8 月 31 日 14:30 举行</w:t>
       </w:r>
     </w:p>
     <w:p>
@@ -80,7 +80,7 @@
           <w:color w:val="888888"/>
           <w:sz w:val="18"/>
         </w:rPr>
-        <w:t>来源:IT之家 | 时间:08-24 12:05</w:t>
+        <w:t>来源:IT之家 | 时间:08-24 16:27</w:t>
       </w:r>
     </w:p>
     <w:p>
@@ -97,7 +97,7 @@
             <w:color w:val="0563C1"/>
             <w:u w:val="single"/>
           </w:rPr>
-          <w:t>《使命召唤：现代战争 4》测试版疑似出现 AI 生成美术素材，引发玩家争议</w:t>
+          <w:t>海信视像 AI 战略暨 JUOS 发布会将于 8 月 31 日 14:30 举行</w:t>
         </w:r>
       </w:hyperlink>
     </w:p>
@@ -121,7 +121,7 @@
           <w:color w:val="888888"/>
           <w:sz w:val="24"/>
         </w:rPr>
-        <w:t>Anthropic 最强大模型 Fable 5 遇冷，企业用户转向更便宜 AI 产品</w:t>
+        <w:t>消息称字节整合 AI 生产力：TRAE、扣子并入豆包，将推统一办公品牌“豆包工作”</w:t>
       </w:r>
     </w:p>
     <w:p>
@@ -131,7 +131,7 @@
           <w:color w:val="888888"/>
           <w:sz w:val="18"/>
         </w:rPr>
-        <w:t>来源:IT之家 | 时间:08-24 11:34</w:t>
+        <w:t>来源:IT之家 | 时间:08-24 16:12</w:t>
       </w:r>
     </w:p>
     <w:p>
@@ -148,7 +148,7 @@
             <w:color w:val="0563C1"/>
             <w:u w:val="single"/>
           </w:rPr>
-          <w:t>Anthropic 最强大模型 Fable 5 遇冷，企业用户转向更便宜 AI 产品</w:t>
+          <w:t>消息称字节整合 AI 生产力：TRAE、扣子并入豆包，将推统一办公品牌“豆包工作”</w:t>
         </w:r>
       </w:hyperlink>
     </w:p>
@@ -172,7 +172,7 @@
           <w:color w:val="888888"/>
           <w:sz w:val="24"/>
         </w:rPr>
-        <w:t>消息称 NVIDIA 考虑向 Perplexity AI 投资“数十亿美元”</w:t>
+        <w:t>AI 大模型周榜：国产 glm-5.3-max 首秀闯入综合榜前 15，kimi-k3-max 冲进前十</w:t>
       </w:r>
     </w:p>
     <w:p>
@@ -182,7 +182,7 @@
           <w:color w:val="888888"/>
           <w:sz w:val="18"/>
         </w:rPr>
-        <w:t>来源:IT之家 | 时间:08-24 11:30</w:t>
+        <w:t>来源:IT之家 | 时间:08-24 16:10</w:t>
       </w:r>
     </w:p>
     <w:p>
@@ -199,7 +199,7 @@
             <w:color w:val="0563C1"/>
             <w:u w:val="single"/>
           </w:rPr>
-          <w:t>消息称 NVIDIA 考虑向 Perplexity AI 投资“数十亿美元”</w:t>
+          <w:t>AI 大模型周榜：国产 glm-5.3-max 首秀闯入综合榜前 15，kimi-k3-max 冲进前十</w:t>
         </w:r>
       </w:hyperlink>
     </w:p>
@@ -223,7 +223,7 @@
           <w:color w:val="888888"/>
           <w:sz w:val="24"/>
         </w:rPr>
-        <w:t>联想来酷 Air 16 酷睿 5 315 开启预约：12GB + 512GB，国补后 3739.15 元</w:t>
+        <w:t>雷军：玄戒不只是小米的芯片战略，更是小米 AI 战略的物理基础</w:t>
       </w:r>
     </w:p>
     <w:p>
@@ -233,7 +233,7 @@
           <w:color w:val="888888"/>
           <w:sz w:val="18"/>
         </w:rPr>
-        <w:t>来源:IT之家 | 时间:08-24 10:22</w:t>
+        <w:t>来源:IT之家 | 时间:08-24 15:43</w:t>
       </w:r>
     </w:p>
     <w:p>
@@ -250,7 +250,7 @@
             <w:color w:val="0563C1"/>
             <w:u w:val="single"/>
           </w:rPr>
-          <w:t>联想来酷 Air 16 酷睿 5 315 开启预约：12GB + 512GB，国补后 3739.15 元</w:t>
+          <w:t>雷军：玄戒不只是小米的芯片战略，更是小米 AI 战略的物理基础</w:t>
         </w:r>
       </w:hyperlink>
     </w:p>
@@ -274,7 +274,7 @@
           <w:color w:val="888888"/>
           <w:sz w:val="24"/>
         </w:rPr>
-        <w:t>联想集团与海尔集团签署战略合作协议，推动联想 AI PC 等与海尔智慧家庭场景融合</w:t>
+        <w:t>韩国通过《个人信息保护法》修正案，允许 AI 开发使用个人数据</w:t>
       </w:r>
     </w:p>
     <w:p>
@@ -284,7 +284,7 @@
           <w:color w:val="888888"/>
           <w:sz w:val="18"/>
         </w:rPr>
-        <w:t>来源:IT之家 | 时间:08-24 09:08</w:t>
+        <w:t>来源:IT之家 | 时间:08-24 15:31</w:t>
       </w:r>
     </w:p>
     <w:p>
@@ -301,7 +301,466 @@
             <w:color w:val="0563C1"/>
             <w:u w:val="single"/>
           </w:rPr>
-          <w:t>联想集团与海尔集团签署战略合作协议，推动联想 AI PC 等与海尔智慧家庭场景融合</w:t>
+          <w:t>韩国通过《个人信息保护法》修正案，允许 AI 开发使用个人数据</w:t>
+        </w:r>
+      </w:hyperlink>
+    </w:p>
+    <w:p>
+      <w:pPr>
+        <w:pStyle w:val="Heading3"/>
+      </w:pPr>
+      <w:r>
+        <w:rPr>
+          <w:rFonts w:ascii="Times New Roman" w:hAnsi="Times New Roman" w:eastAsia="黑体"/>
+          <w:b w:val="0"/>
+          <w:color w:val="888888"/>
+          <w:sz w:val="24"/>
+        </w:rPr>
+        <w:t>【C级·参考】</w:t>
+      </w:r>
+      <w:r>
+        <w:rPr>
+          <w:rFonts w:ascii="Times New Roman" w:hAnsi="Times New Roman" w:eastAsia="黑体"/>
+          <w:b w:val="0"/>
+          <w:color w:val="888888"/>
+          <w:sz w:val="24"/>
+        </w:rPr>
+        <w:t>雅虎拟借 AI 工具重振雄风，CEO 兰佐内称“复古”就是最大优势</w:t>
+      </w:r>
+    </w:p>
+    <w:p>
+      <w:r>
+        <w:rPr>
+          <w:rFonts w:ascii="Times New Roman" w:hAnsi="Times New Roman" w:eastAsia="宋体"/>
+          <w:color w:val="888888"/>
+          <w:sz w:val="18"/>
+        </w:rPr>
+        <w:t>来源:IT之家 | 时间:08-24 15:30</w:t>
+      </w:r>
+    </w:p>
+    <w:p>
+      <w:r>
+        <w:rPr>
+          <w:rFonts w:ascii="Times New Roman" w:hAnsi="Times New Roman" w:eastAsia="宋体"/>
+          <w:sz w:val="18"/>
+        </w:rPr>
+        <w:t>链接:</w:t>
+      </w:r>
+      <w:hyperlink r:id="rId14">
+        <w:r>
+          <w:rPr>
+            <w:color w:val="0563C1"/>
+            <w:u w:val="single"/>
+          </w:rPr>
+          <w:t>雅虎拟借 AI 工具重振雄风，CEO 兰佐内称“复古”就是最大优势</w:t>
+        </w:r>
+      </w:hyperlink>
+    </w:p>
+    <w:p>
+      <w:pPr>
+        <w:pStyle w:val="Heading3"/>
+      </w:pPr>
+      <w:r>
+        <w:rPr>
+          <w:rFonts w:ascii="Times New Roman" w:hAnsi="Times New Roman" w:eastAsia="黑体"/>
+          <w:b w:val="0"/>
+          <w:color w:val="888888"/>
+          <w:sz w:val="24"/>
+        </w:rPr>
+        <w:t>【C级·参考】</w:t>
+      </w:r>
+      <w:r>
+        <w:rPr>
+          <w:rFonts w:ascii="Times New Roman" w:hAnsi="Times New Roman" w:eastAsia="黑体"/>
+          <w:b w:val="0"/>
+          <w:color w:val="888888"/>
+          <w:sz w:val="24"/>
+        </w:rPr>
+        <w:t>小米 18 Fold 全新折叠旗舰机开启预约，首发搭载自研玄戒 O3 AI 处理器</w:t>
+      </w:r>
+    </w:p>
+    <w:p>
+      <w:r>
+        <w:rPr>
+          <w:rFonts w:ascii="Times New Roman" w:hAnsi="Times New Roman" w:eastAsia="宋体"/>
+          <w:color w:val="888888"/>
+          <w:sz w:val="18"/>
+        </w:rPr>
+        <w:t>来源:IT之家 | 时间:08-24 15:23</w:t>
+      </w:r>
+    </w:p>
+    <w:p>
+      <w:r>
+        <w:rPr>
+          <w:rFonts w:ascii="Times New Roman" w:hAnsi="Times New Roman" w:eastAsia="宋体"/>
+          <w:sz w:val="18"/>
+        </w:rPr>
+        <w:t>链接:</w:t>
+      </w:r>
+      <w:hyperlink r:id="rId15">
+        <w:r>
+          <w:rPr>
+            <w:color w:val="0563C1"/>
+            <w:u w:val="single"/>
+          </w:rPr>
+          <w:t>小米 18 Fold 全新折叠旗舰机开启预约，首发搭载自研玄戒 O3 AI 处理器</w:t>
+        </w:r>
+      </w:hyperlink>
+    </w:p>
+    <w:p>
+      <w:pPr>
+        <w:pStyle w:val="Heading3"/>
+      </w:pPr>
+      <w:r>
+        <w:rPr>
+          <w:rFonts w:ascii="Times New Roman" w:hAnsi="Times New Roman" w:eastAsia="黑体"/>
+          <w:b w:val="0"/>
+          <w:color w:val="888888"/>
+          <w:sz w:val="24"/>
+        </w:rPr>
+        <w:t>【C级·参考】</w:t>
+      </w:r>
+      <w:r>
+        <w:rPr>
+          <w:rFonts w:ascii="Times New Roman" w:hAnsi="Times New Roman" w:eastAsia="黑体"/>
+          <w:b w:val="0"/>
+          <w:color w:val="888888"/>
+          <w:sz w:val="24"/>
+        </w:rPr>
+        <w:t>全部用于投资全栈 AI 能力，消息称阿里 800 亿港元配售获近 3 倍超额认购</w:t>
+      </w:r>
+    </w:p>
+    <w:p>
+      <w:r>
+        <w:rPr>
+          <w:rFonts w:ascii="Times New Roman" w:hAnsi="Times New Roman" w:eastAsia="宋体"/>
+          <w:color w:val="888888"/>
+          <w:sz w:val="18"/>
+        </w:rPr>
+        <w:t>来源:IT之家 | 时间:08-24 15:07</w:t>
+      </w:r>
+    </w:p>
+    <w:p>
+      <w:r>
+        <w:rPr>
+          <w:rFonts w:ascii="Times New Roman" w:hAnsi="Times New Roman" w:eastAsia="宋体"/>
+          <w:sz w:val="18"/>
+        </w:rPr>
+        <w:t>链接:</w:t>
+      </w:r>
+      <w:hyperlink r:id="rId16">
+        <w:r>
+          <w:rPr>
+            <w:color w:val="0563C1"/>
+            <w:u w:val="single"/>
+          </w:rPr>
+          <w:t>全部用于投资全栈 AI 能力，消息称阿里 800 亿港元配售获近 3 倍超额认购</w:t>
+        </w:r>
+      </w:hyperlink>
+    </w:p>
+    <w:p>
+      <w:pPr>
+        <w:pStyle w:val="Heading3"/>
+      </w:pPr>
+      <w:r>
+        <w:rPr>
+          <w:rFonts w:ascii="Times New Roman" w:hAnsi="Times New Roman" w:eastAsia="黑体"/>
+          <w:b w:val="0"/>
+          <w:color w:val="888888"/>
+          <w:sz w:val="24"/>
+        </w:rPr>
+        <w:t>【C级·参考】</w:t>
+      </w:r>
+      <w:r>
+        <w:rPr>
+          <w:rFonts w:ascii="Times New Roman" w:hAnsi="Times New Roman" w:eastAsia="黑体"/>
+          <w:b w:val="0"/>
+          <w:color w:val="888888"/>
+          <w:sz w:val="24"/>
+        </w:rPr>
+        <w:t>2026 胡润中国品牌榜发布：苹果蝉联第一，抖音与微信并列，华为重返前十，AIGC 品牌首次入榜</w:t>
+      </w:r>
+    </w:p>
+    <w:p>
+      <w:r>
+        <w:rPr>
+          <w:rFonts w:ascii="Times New Roman" w:hAnsi="Times New Roman" w:eastAsia="宋体"/>
+          <w:color w:val="888888"/>
+          <w:sz w:val="18"/>
+        </w:rPr>
+        <w:t>来源:IT之家 | 时间:08-24 14:57</w:t>
+      </w:r>
+    </w:p>
+    <w:p>
+      <w:r>
+        <w:rPr>
+          <w:rFonts w:ascii="Times New Roman" w:hAnsi="Times New Roman" w:eastAsia="宋体"/>
+          <w:sz w:val="18"/>
+        </w:rPr>
+        <w:t>链接:</w:t>
+      </w:r>
+      <w:hyperlink r:id="rId17">
+        <w:r>
+          <w:rPr>
+            <w:color w:val="0563C1"/>
+            <w:u w:val="single"/>
+          </w:rPr>
+          <w:t>2026 胡润中国品牌榜发布：苹果蝉联第一，抖音与微信并列，华为重返前十，AIGC 品牌首次入榜</w:t>
+        </w:r>
+      </w:hyperlink>
+    </w:p>
+    <w:p>
+      <w:pPr>
+        <w:pStyle w:val="Heading3"/>
+      </w:pPr>
+      <w:r>
+        <w:rPr>
+          <w:rFonts w:ascii="Times New Roman" w:hAnsi="Times New Roman" w:eastAsia="黑体"/>
+          <w:b w:val="0"/>
+          <w:color w:val="888888"/>
+          <w:sz w:val="24"/>
+        </w:rPr>
+        <w:t>【C级·参考】</w:t>
+      </w:r>
+      <w:r>
+        <w:rPr>
+          <w:rFonts w:ascii="Times New Roman" w:hAnsi="Times New Roman" w:eastAsia="黑体"/>
+          <w:b w:val="0"/>
+          <w:color w:val="888888"/>
+          <w:sz w:val="24"/>
+        </w:rPr>
+        <w:t>韶音 OpenFit 2 AI 耳机开售：基于千问大模型、48 小时续航，首发价 1398 元</w:t>
+      </w:r>
+    </w:p>
+    <w:p>
+      <w:r>
+        <w:rPr>
+          <w:rFonts w:ascii="Times New Roman" w:hAnsi="Times New Roman" w:eastAsia="宋体"/>
+          <w:color w:val="888888"/>
+          <w:sz w:val="18"/>
+        </w:rPr>
+        <w:t>来源:IT之家 | 时间:08-24 14:57</w:t>
+      </w:r>
+    </w:p>
+    <w:p>
+      <w:r>
+        <w:rPr>
+          <w:rFonts w:ascii="Times New Roman" w:hAnsi="Times New Roman" w:eastAsia="宋体"/>
+          <w:sz w:val="18"/>
+        </w:rPr>
+        <w:t>链接:</w:t>
+      </w:r>
+      <w:hyperlink r:id="rId18">
+        <w:r>
+          <w:rPr>
+            <w:color w:val="0563C1"/>
+            <w:u w:val="single"/>
+          </w:rPr>
+          <w:t>韶音 OpenFit 2 AI 耳机开售：基于千问大模型、48 小时续航，首发价 1398 元</w:t>
+        </w:r>
+      </w:hyperlink>
+    </w:p>
+    <w:p>
+      <w:pPr>
+        <w:pStyle w:val="Heading3"/>
+      </w:pPr>
+      <w:r>
+        <w:rPr>
+          <w:rFonts w:ascii="Times New Roman" w:hAnsi="Times New Roman" w:eastAsia="黑体"/>
+          <w:b w:val="0"/>
+          <w:color w:val="888888"/>
+          <w:sz w:val="24"/>
+        </w:rPr>
+        <w:t>【C级·参考】</w:t>
+      </w:r>
+      <w:r>
+        <w:rPr>
+          <w:rFonts w:ascii="Times New Roman" w:hAnsi="Times New Roman" w:eastAsia="黑体"/>
+          <w:b w:val="0"/>
+          <w:color w:val="888888"/>
+          <w:sz w:val="24"/>
+        </w:rPr>
+        <w:t>小米 AI Cube 工程版迷你主机官宣：玄戒 O3+O100+D100 三芯阵容，150W 持续性能释放</w:t>
+      </w:r>
+    </w:p>
+    <w:p>
+      <w:r>
+        <w:rPr>
+          <w:rFonts w:ascii="Times New Roman" w:hAnsi="Times New Roman" w:eastAsia="宋体"/>
+          <w:color w:val="888888"/>
+          <w:sz w:val="18"/>
+        </w:rPr>
+        <w:t>来源:IT之家 | 时间:08-24 14:46</w:t>
+      </w:r>
+    </w:p>
+    <w:p>
+      <w:r>
+        <w:rPr>
+          <w:rFonts w:ascii="Times New Roman" w:hAnsi="Times New Roman" w:eastAsia="宋体"/>
+          <w:sz w:val="18"/>
+        </w:rPr>
+        <w:t>链接:</w:t>
+      </w:r>
+      <w:hyperlink r:id="rId19">
+        <w:r>
+          <w:rPr>
+            <w:color w:val="0563C1"/>
+            <w:u w:val="single"/>
+          </w:rPr>
+          <w:t>小米 AI Cube 工程版迷你主机官宣：玄戒 O3+O100+D100 三芯阵容，150W 持续性能释放</w:t>
+        </w:r>
+      </w:hyperlink>
+    </w:p>
+    <w:p>
+      <w:pPr>
+        <w:pStyle w:val="Heading3"/>
+      </w:pPr>
+      <w:r>
+        <w:rPr>
+          <w:rFonts w:ascii="Times New Roman" w:hAnsi="Times New Roman" w:eastAsia="黑体"/>
+          <w:b w:val="0"/>
+          <w:color w:val="888888"/>
+          <w:sz w:val="24"/>
+        </w:rPr>
+        <w:t>【C级·参考】</w:t>
+      </w:r>
+      <w:r>
+        <w:rPr>
+          <w:rFonts w:ascii="Times New Roman" w:hAnsi="Times New Roman" w:eastAsia="黑体"/>
+          <w:b w:val="0"/>
+          <w:color w:val="888888"/>
+          <w:sz w:val="24"/>
+        </w:rPr>
+        <w:t>行业首颗 6nm 3D 晶圆级堆叠的 AI 加速芯片：小米玄戒 O100 官宣</w:t>
+      </w:r>
+    </w:p>
+    <w:p>
+      <w:r>
+        <w:rPr>
+          <w:rFonts w:ascii="Times New Roman" w:hAnsi="Times New Roman" w:eastAsia="宋体"/>
+          <w:color w:val="888888"/>
+          <w:sz w:val="18"/>
+        </w:rPr>
+        <w:t>来源:IT之家 | 时间:08-24 14:29</w:t>
+      </w:r>
+    </w:p>
+    <w:p>
+      <w:r>
+        <w:rPr>
+          <w:rFonts w:ascii="Times New Roman" w:hAnsi="Times New Roman" w:eastAsia="宋体"/>
+          <w:sz w:val="18"/>
+        </w:rPr>
+        <w:t>链接:</w:t>
+      </w:r>
+      <w:hyperlink r:id="rId20">
+        <w:r>
+          <w:rPr>
+            <w:color w:val="0563C1"/>
+            <w:u w:val="single"/>
+          </w:rPr>
+          <w:t>行业首颗 6nm 3D 晶圆级堆叠的 AI 加速芯片：小米玄戒 O100 官宣</w:t>
+        </w:r>
+      </w:hyperlink>
+    </w:p>
+    <w:p>
+      <w:pPr>
+        <w:pStyle w:val="Heading3"/>
+      </w:pPr>
+      <w:r>
+        <w:rPr>
+          <w:rFonts w:ascii="Times New Roman" w:hAnsi="Times New Roman" w:eastAsia="黑体"/>
+          <w:b w:val="0"/>
+          <w:color w:val="888888"/>
+          <w:sz w:val="24"/>
+        </w:rPr>
+        <w:t>【C级·参考】</w:t>
+      </w:r>
+      <w:r>
+        <w:rPr>
+          <w:rFonts w:ascii="Times New Roman" w:hAnsi="Times New Roman" w:eastAsia="黑体"/>
+          <w:b w:val="0"/>
+          <w:color w:val="888888"/>
+          <w:sz w:val="24"/>
+        </w:rPr>
+        <w:t>New EU-wide product repair rules come into force</w:t>
+      </w:r>
+    </w:p>
+    <w:p>
+      <w:r>
+        <w:rPr>
+          <w:rFonts w:ascii="Times New Roman" w:hAnsi="Times New Roman" w:eastAsia="宋体"/>
+          <w:color w:val="888888"/>
+          <w:sz w:val="18"/>
+        </w:rPr>
+        <w:t>来源:Hacker News | 时间:08-24 13:47</w:t>
+      </w:r>
+    </w:p>
+    <w:p>
+      <w:r>
+        <w:rPr>
+          <w:rFonts w:ascii="Times New Roman" w:hAnsi="Times New Roman" w:eastAsia="宋体"/>
+          <w:sz w:val="18"/>
+        </w:rPr>
+        <w:t>链接:</w:t>
+      </w:r>
+      <w:hyperlink r:id="rId21">
+        <w:r>
+          <w:rPr>
+            <w:color w:val="0563C1"/>
+            <w:u w:val="single"/>
+          </w:rPr>
+          <w:t>New EU-wide product repair rules come into force</w:t>
+        </w:r>
+      </w:hyperlink>
+    </w:p>
+    <w:p>
+      <w:pPr>
+        <w:pStyle w:val="Heading3"/>
+      </w:pPr>
+      <w:r>
+        <w:rPr>
+          <w:rFonts w:ascii="Times New Roman" w:hAnsi="Times New Roman" w:eastAsia="黑体"/>
+          <w:b w:val="0"/>
+          <w:color w:val="888888"/>
+          <w:sz w:val="24"/>
+        </w:rPr>
+        <w:t>【C级·参考】</w:t>
+      </w:r>
+      <w:r>
+        <w:rPr>
+          <w:rFonts w:ascii="Times New Roman" w:hAnsi="Times New Roman" w:eastAsia="黑体"/>
+          <w:b w:val="0"/>
+          <w:color w:val="888888"/>
+          <w:sz w:val="24"/>
+        </w:rPr>
+        <w:t>I built a low-latency AI companion that plays Skyrim with me</w:t>
+      </w:r>
+    </w:p>
+    <w:p>
+      <w:r>
+        <w:rPr>
+          <w:rFonts w:ascii="Times New Roman" w:hAnsi="Times New Roman" w:eastAsia="宋体"/>
+          <w:color w:val="888888"/>
+          <w:sz w:val="18"/>
+        </w:rPr>
+        <w:t>来源:Hacker News | 时间:08-24 07:18</w:t>
+      </w:r>
+    </w:p>
+    <w:p>
+      <w:r>
+        <w:rPr>
+          <w:rFonts w:ascii="Times New Roman" w:hAnsi="Times New Roman" w:eastAsia="宋体"/>
+          <w:sz w:val="18"/>
+        </w:rPr>
+        <w:t>链接:</w:t>
+      </w:r>
+      <w:hyperlink r:id="rId22">
+        <w:r>
+          <w:rPr>
+            <w:color w:val="0563C1"/>
+            <w:u w:val="single"/>
+          </w:rPr>
+          <w:t>I built a low-latency AI companion that plays Skyrim with me</w:t>
         </w:r>
       </w:hyperlink>
     </w:p>
@@ -346,7 +805,7 @@
         </w:rPr>
         <w:t>链接:</w:t>
       </w:r>
-      <w:hyperlink r:id="rId14">
+      <w:hyperlink r:id="rId23">
         <w:r>
           <w:rPr>
             <w:color w:val="0563C1"/>
@@ -397,7 +856,7 @@
         </w:rPr>
         <w:t>链接:</w:t>
       </w:r>
-      <w:hyperlink r:id="rId15">
+      <w:hyperlink r:id="rId24">
         <w:r>
           <w:rPr>
             <w:color w:val="0563C1"/>
@@ -448,7 +907,7 @@
         </w:rPr>
         <w:t>链接:</w:t>
       </w:r>
-      <w:hyperlink r:id="rId16">
+      <w:hyperlink r:id="rId25">
         <w:r>
           <w:rPr>
             <w:color w:val="0563C1"/>
@@ -499,115 +958,13 @@
         </w:rPr>
         <w:t>链接:</w:t>
       </w:r>
-      <w:hyperlink r:id="rId17">
+      <w:hyperlink r:id="rId26">
         <w:r>
           <w:rPr>
             <w:color w:val="0563C1"/>
             <w:u w:val="single"/>
           </w:rPr>
           <w:t>How Complex Systems Fail (1998)</w:t>
-        </w:r>
-      </w:hyperlink>
-    </w:p>
-    <w:p>
-      <w:pPr>
-        <w:pStyle w:val="Heading3"/>
-      </w:pPr>
-      <w:r>
-        <w:rPr>
-          <w:rFonts w:ascii="Times New Roman" w:hAnsi="Times New Roman" w:eastAsia="黑体"/>
-          <w:b w:val="0"/>
-          <w:color w:val="888888"/>
-          <w:sz w:val="24"/>
-        </w:rPr>
-        <w:t>【C级·参考】</w:t>
-      </w:r>
-      <w:r>
-        <w:rPr>
-          <w:rFonts w:ascii="Times New Roman" w:hAnsi="Times New Roman" w:eastAsia="黑体"/>
-          <w:b w:val="0"/>
-          <w:color w:val="888888"/>
-          <w:sz w:val="24"/>
-        </w:rPr>
-        <w:t>展会上“被留住脚步”的外媒记者：讯飞AI眼镜如何破解商务洽谈的“三秒尴尬”</w:t>
-      </w:r>
-    </w:p>
-    <w:p>
-      <w:r>
-        <w:rPr>
-          <w:rFonts w:ascii="Times New Roman" w:hAnsi="Times New Roman" w:eastAsia="宋体"/>
-          <w:color w:val="888888"/>
-          <w:sz w:val="18"/>
-        </w:rPr>
-        <w:t>来源:Bing新闻 | 时间:08-23 20:31</w:t>
-      </w:r>
-    </w:p>
-    <w:p>
-      <w:r>
-        <w:rPr>
-          <w:rFonts w:ascii="Times New Roman" w:hAnsi="Times New Roman" w:eastAsia="宋体"/>
-          <w:sz w:val="18"/>
-        </w:rPr>
-        <w:t>链接:</w:t>
-      </w:r>
-      <w:hyperlink r:id="rId18">
-        <w:r>
-          <w:rPr>
-            <w:color w:val="0563C1"/>
-            <w:u w:val="single"/>
-          </w:rPr>
-          <w:t>展会上“被留住脚步”的外媒记者：讯飞AI眼镜如何破解商务洽谈的“三秒尴尬”</w:t>
-        </w:r>
-      </w:hyperlink>
-    </w:p>
-    <w:p>
-      <w:pPr>
-        <w:pStyle w:val="Heading3"/>
-      </w:pPr>
-      <w:r>
-        <w:rPr>
-          <w:rFonts w:ascii="Times New Roman" w:hAnsi="Times New Roman" w:eastAsia="黑体"/>
-          <w:b w:val="0"/>
-          <w:color w:val="888888"/>
-          <w:sz w:val="24"/>
-        </w:rPr>
-        <w:t>【C级·参考】</w:t>
-      </w:r>
-      <w:r>
-        <w:rPr>
-          <w:rFonts w:ascii="Times New Roman" w:hAnsi="Times New Roman" w:eastAsia="黑体"/>
-          <w:b w:val="0"/>
-          <w:color w:val="888888"/>
-          <w:sz w:val="24"/>
-        </w:rPr>
-        <w:t>雷鸟 iO AI 眼镜体验：全天智记是亮点，堪比随身助理</w:t>
-      </w:r>
-    </w:p>
-    <w:p>
-      <w:r>
-        <w:rPr>
-          <w:rFonts w:ascii="Times New Roman" w:hAnsi="Times New Roman" w:eastAsia="宋体"/>
-          <w:color w:val="888888"/>
-          <w:sz w:val="18"/>
-        </w:rPr>
-        <w:t>来源:Bing新闻 | 时间:08-22 19:25</w:t>
-      </w:r>
-    </w:p>
-    <w:p>
-      <w:r>
-        <w:rPr>
-          <w:rFonts w:ascii="Times New Roman" w:hAnsi="Times New Roman" w:eastAsia="宋体"/>
-          <w:sz w:val="18"/>
-        </w:rPr>
-        <w:t>链接:</w:t>
-      </w:r>
-      <w:hyperlink r:id="rId19">
-        <w:r>
-          <w:rPr>
-            <w:color w:val="0563C1"/>
-            <w:u w:val="single"/>
-          </w:rPr>
-          <w:t>雷鸟 iO AI 眼镜体验：全天智记是亮点，堪比随身助理</w:t>
         </w:r>
       </w:hyperlink>
     </w:p>
@@ -643,7 +1000,7 @@
           <w:color w:val="888888"/>
           <w:sz w:val="24"/>
         </w:rPr>
-        <w:t>“绝世高手”之“太极宗师”：智元远征 A3 夺得第二届世界人形机器人运动会“武术-太极拳”金牌</w:t>
+        <w:t>刷新中国机器人私募融资纪录：小鹏机器人业务完成首轮超 9 亿美元融资，IRON 计划年底进入量产阶段</w:t>
       </w:r>
     </w:p>
     <w:p>
@@ -653,7 +1010,7 @@
           <w:color w:val="888888"/>
           <w:sz w:val="18"/>
         </w:rPr>
-        <w:t>来源:IT之家 | 时间:08-24 10:40</w:t>
+        <w:t>来源:IT之家 | 时间:08-24 17:14</w:t>
       </w:r>
     </w:p>
     <w:p>
@@ -664,13 +1021,13 @@
         </w:rPr>
         <w:t>链接:</w:t>
       </w:r>
-      <w:hyperlink r:id="rId20">
+      <w:hyperlink r:id="rId27">
         <w:r>
           <w:rPr>
             <w:color w:val="0563C1"/>
             <w:u w:val="single"/>
           </w:rPr>
-          <w:t>“绝世高手”之“太极宗师”：智元远征 A3 夺得第二届世界人形机器人运动会“武术-太极拳”金牌</w:t>
+          <w:t>刷新中国机器人私募融资纪录：小鹏机器人业务完成首轮超 9 亿美元融资，IRON 计划年底进入量产阶段</w:t>
         </w:r>
       </w:hyperlink>
     </w:p>
@@ -694,7 +1051,7 @@
           <w:color w:val="888888"/>
           <w:sz w:val="24"/>
         </w:rPr>
-        <w:t>填补国产空白：东南大学手术机器人具备接近人手的精细力觉感知能力，跨越 2400 公里成功完成 3 例手术</w:t>
+        <w:t>宇树科技股价收跌 10.31%：总市值 2439 亿元，跌至全球人形机器人市值榜第二</w:t>
       </w:r>
     </w:p>
     <w:p>
@@ -704,7 +1061,7 @@
           <w:color w:val="888888"/>
           <w:sz w:val="18"/>
         </w:rPr>
-        <w:t>来源:IT之家 | 时间:08-24 09:43</w:t>
+        <w:t>来源:IT之家 | 时间:08-24 15:49</w:t>
       </w:r>
     </w:p>
     <w:p>
@@ -715,13 +1072,13 @@
         </w:rPr>
         <w:t>链接:</w:t>
       </w:r>
-      <w:hyperlink r:id="rId21">
+      <w:hyperlink r:id="rId28">
         <w:r>
           <w:rPr>
             <w:color w:val="0563C1"/>
             <w:u w:val="single"/>
           </w:rPr>
-          <w:t>填补国产空白：东南大学手术机器人具备接近人手的精细力觉感知能力，跨越 2400 公里成功完成 3 例手术</w:t>
+          <w:t>宇树科技股价收跌 10.31%：总市值 2439 亿元，跌至全球人形机器人市值榜第二</w:t>
         </w:r>
       </w:hyperlink>
     </w:p>
@@ -745,7 +1102,7 @@
           <w:color w:val="888888"/>
           <w:sz w:val="24"/>
         </w:rPr>
-        <w:t>人形机器人运动会跳远冠军出炉，天骄队跳出 7.97 米夺冠</w:t>
+        <w:t>2026 世界机器人大会在京闭幕：首发新品 311 件，下一届官宣 2027 年 8 月 18 日开幕</w:t>
       </w:r>
     </w:p>
     <w:p>
@@ -755,7 +1112,7 @@
           <w:color w:val="888888"/>
           <w:sz w:val="18"/>
         </w:rPr>
-        <w:t>来源:IT之家 | 时间:08-24 09:01</w:t>
+        <w:t>来源:IT之家 | 时间:08-24 15:47</w:t>
       </w:r>
     </w:p>
     <w:p>
@@ -766,64 +1123,13 @@
         </w:rPr>
         <w:t>链接:</w:t>
       </w:r>
-      <w:hyperlink r:id="rId22">
+      <w:hyperlink r:id="rId29">
         <w:r>
           <w:rPr>
             <w:color w:val="0563C1"/>
             <w:u w:val="single"/>
           </w:rPr>
-          <w:t>人形机器人运动会跳远冠军出炉，天骄队跳出 7.97 米夺冠</w:t>
-        </w:r>
-      </w:hyperlink>
-    </w:p>
-    <w:p>
-      <w:pPr>
-        <w:pStyle w:val="Heading3"/>
-      </w:pPr>
-      <w:r>
-        <w:rPr>
-          <w:rFonts w:ascii="Times New Roman" w:hAnsi="Times New Roman" w:eastAsia="黑体"/>
-          <w:b w:val="0"/>
-          <w:color w:val="888888"/>
-          <w:sz w:val="24"/>
-        </w:rPr>
-        <w:t>【C级·参考】</w:t>
-      </w:r>
-      <w:r>
-        <w:rPr>
-          <w:rFonts w:ascii="Times New Roman" w:hAnsi="Times New Roman" w:eastAsia="黑体"/>
-          <w:b w:val="0"/>
-          <w:color w:val="888888"/>
-          <w:sz w:val="24"/>
-        </w:rPr>
-        <w:t>天工团队回应机器人捂脸跑夺冠：没有找小姑娘让它学，是它自己想出来的</w:t>
-      </w:r>
-    </w:p>
-    <w:p>
-      <w:r>
-        <w:rPr>
-          <w:rFonts w:ascii="Times New Roman" w:hAnsi="Times New Roman" w:eastAsia="宋体"/>
-          <w:color w:val="888888"/>
-          <w:sz w:val="18"/>
-        </w:rPr>
-        <w:t>来源:IT之家 | 时间:08-24 08:51</w:t>
-      </w:r>
-    </w:p>
-    <w:p>
-      <w:r>
-        <w:rPr>
-          <w:rFonts w:ascii="Times New Roman" w:hAnsi="Times New Roman" w:eastAsia="宋体"/>
-          <w:sz w:val="18"/>
-        </w:rPr>
-        <w:t>链接:</w:t>
-      </w:r>
-      <w:hyperlink r:id="rId23">
-        <w:r>
-          <w:rPr>
-            <w:color w:val="0563C1"/>
-            <w:u w:val="single"/>
-          </w:rPr>
-          <w:t>天工团队回应机器人捂脸跑夺冠：没有找小姑娘让它学，是它自己想出来的</w:t>
+          <w:t>2026 世界机器人大会在京闭幕：首发新品 311 件，下一届官宣 2027 年 8 月 18 日开幕</w:t>
         </w:r>
       </w:hyperlink>
     </w:p>
@@ -837,23 +1143,6 @@
           <w:sz w:val="28"/>
         </w:rPr>
         <w:t>无人驾驶/低空/智慧出行</w:t>
-      </w:r>
-    </w:p>
-    <w:p>
-      <w:r>
-        <w:t>本线口暂无重要更新</w:t>
-      </w:r>
-    </w:p>
-    <w:p>
-      <w:pPr>
-        <w:pStyle w:val="Heading2"/>
-      </w:pPr>
-      <w:r>
-        <w:rPr>
-          <w:rFonts w:ascii="Times New Roman" w:hAnsi="Times New Roman" w:eastAsia="黑体"/>
-          <w:sz w:val="28"/>
-        </w:rPr>
-        <w:t>电商/直播/即时零售</w:t>
       </w:r>
     </w:p>
     <w:p>
@@ -876,7 +1165,7 @@
           <w:color w:val="888888"/>
           <w:sz w:val="24"/>
         </w:rPr>
-        <w:t>中央网信办深入推进网络娱乐团播乱象整治工作，已处置 7200 余个违规直播间</w:t>
+        <w:t>国内首款 3nm 智驾芯片，小米玄戒 D100 官宣明年商用</w:t>
       </w:r>
     </w:p>
     <w:p>
@@ -886,7 +1175,7 @@
           <w:color w:val="888888"/>
           <w:sz w:val="18"/>
         </w:rPr>
-        <w:t>来源:IT之家 | 时间:08-24 10:25</w:t>
+        <w:t>来源:IT之家 | 时间:08-24 14:36</w:t>
       </w:r>
     </w:p>
     <w:p>
@@ -897,66 +1186,32 @@
         </w:rPr>
         <w:t>链接:</w:t>
       </w:r>
-      <w:hyperlink r:id="rId24">
+      <w:hyperlink r:id="rId30">
         <w:r>
           <w:rPr>
             <w:color w:val="0563C1"/>
             <w:u w:val="single"/>
           </w:rPr>
-          <w:t>中央网信办深入推进网络娱乐团播乱象整治工作，已处置 7200 余个违规直播间</w:t>
+          <w:t>国内首款 3nm 智驾芯片，小米玄戒 D100 官宣明年商用</w:t>
         </w:r>
       </w:hyperlink>
     </w:p>
     <w:p>
       <w:pPr>
-        <w:pStyle w:val="Heading3"/>
+        <w:pStyle w:val="Heading2"/>
       </w:pPr>
       <w:r>
         <w:rPr>
           <w:rFonts w:ascii="Times New Roman" w:hAnsi="Times New Roman" w:eastAsia="黑体"/>
-          <w:b w:val="0"/>
-          <w:color w:val="888888"/>
-          <w:sz w:val="24"/>
+          <w:sz w:val="28"/>
         </w:rPr>
-        <w:t>【C级·参考】</w:t>
-      </w:r>
-      <w:r>
-        <w:rPr>
-          <w:rFonts w:ascii="Times New Roman" w:hAnsi="Times New Roman" w:eastAsia="黑体"/>
-          <w:b w:val="0"/>
-          <w:color w:val="888888"/>
-          <w:sz w:val="24"/>
-        </w:rPr>
-        <w:t>NVIDIA 官宣 GeForce ON 玩家大放送 | Gamescom 2026 科隆游戏展直播</w:t>
+        <w:t>电商/直播/即时零售</w:t>
       </w:r>
     </w:p>
     <w:p>
       <w:r>
-        <w:rPr>
-          <w:rFonts w:ascii="Times New Roman" w:hAnsi="Times New Roman" w:eastAsia="宋体"/>
-          <w:color w:val="888888"/>
-          <w:sz w:val="18"/>
-        </w:rPr>
-        <w:t>来源:IT之家 | 时间:08-24 08:49</w:t>
+        <w:t>本线口暂无重要更新</w:t>
       </w:r>
-    </w:p>
-    <w:p>
-      <w:r>
-        <w:rPr>
-          <w:rFonts w:ascii="Times New Roman" w:hAnsi="Times New Roman" w:eastAsia="宋体"/>
-          <w:sz w:val="18"/>
-        </w:rPr>
-        <w:t>链接:</w:t>
-      </w:r>
-      <w:hyperlink r:id="rId25">
-        <w:r>
-          <w:rPr>
-            <w:color w:val="0563C1"/>
-            <w:u w:val="single"/>
-          </w:rPr>
-          <w:t>NVIDIA 官宣 GeForce ON 玩家大放送 | Gamescom 2026 科隆游戏展直播</w:t>
-        </w:r>
-      </w:hyperlink>
     </w:p>
     <w:p>
       <w:pPr>
@@ -990,7 +1245,7 @@
           <w:color w:val="888888"/>
           <w:sz w:val="24"/>
         </w:rPr>
-        <w:t>腾讯发布 2026 年科学探索奖获奖名单：50 位科学家入选，每人获 300 万奖金，史上第一位“95 后”获奖人</w:t>
+        <w:t>《剑星》Switch2 版游戏新预告发布，支持体感操控</w:t>
       </w:r>
     </w:p>
     <w:p>
@@ -1000,7 +1255,7 @@
           <w:color w:val="888888"/>
           <w:sz w:val="18"/>
         </w:rPr>
-        <w:t>来源:IT之家 | 时间:08-24 11:21</w:t>
+        <w:t>来源:IT之家 | 时间:08-24 16:34</w:t>
       </w:r>
     </w:p>
     <w:p>
@@ -1011,13 +1266,166 @@
         </w:rPr>
         <w:t>链接:</w:t>
       </w:r>
-      <w:hyperlink r:id="rId26">
+      <w:hyperlink r:id="rId31">
         <w:r>
           <w:rPr>
             <w:color w:val="0563C1"/>
             <w:u w:val="single"/>
           </w:rPr>
-          <w:t>腾讯发布 2026 年科学探索奖获奖名单：50 位科学家入选，每人获 300 万奖金，史上第一位“95 后”获奖人</w:t>
+          <w:t>《剑星》Switch2 版游戏新预告发布，支持体感操控</w:t>
+        </w:r>
+      </w:hyperlink>
+    </w:p>
+    <w:p>
+      <w:pPr>
+        <w:pStyle w:val="Heading3"/>
+      </w:pPr>
+      <w:r>
+        <w:rPr>
+          <w:rFonts w:ascii="Times New Roman" w:hAnsi="Times New Roman" w:eastAsia="黑体"/>
+          <w:b w:val="0"/>
+          <w:color w:val="888888"/>
+          <w:sz w:val="24"/>
+        </w:rPr>
+        <w:t>【C级·参考】</w:t>
+      </w:r>
+      <w:r>
+        <w:rPr>
+          <w:rFonts w:ascii="Times New Roman" w:hAnsi="Times New Roman" w:eastAsia="黑体"/>
+          <w:b w:val="0"/>
+          <w:color w:val="888888"/>
+          <w:sz w:val="24"/>
+        </w:rPr>
+        <w:t>飞傲推出 QX11 解码耳放：双 ES9069Q DAC 芯片、提供 HiFi / 游戏模式，999 元</w:t>
+      </w:r>
+    </w:p>
+    <w:p>
+      <w:r>
+        <w:rPr>
+          <w:rFonts w:ascii="Times New Roman" w:hAnsi="Times New Roman" w:eastAsia="宋体"/>
+          <w:color w:val="888888"/>
+          <w:sz w:val="18"/>
+        </w:rPr>
+        <w:t>来源:IT之家 | 时间:08-24 16:30</w:t>
+      </w:r>
+    </w:p>
+    <w:p>
+      <w:r>
+        <w:rPr>
+          <w:rFonts w:ascii="Times New Roman" w:hAnsi="Times New Roman" w:eastAsia="宋体"/>
+          <w:sz w:val="18"/>
+        </w:rPr>
+        <w:t>链接:</w:t>
+      </w:r>
+      <w:hyperlink r:id="rId32">
+        <w:r>
+          <w:rPr>
+            <w:color w:val="0563C1"/>
+            <w:u w:val="single"/>
+          </w:rPr>
+          <w:t>飞傲推出 QX11 解码耳放：双 ES9069Q DAC 芯片、提供 HiFi / 游戏模式，999 元</w:t>
+        </w:r>
+      </w:hyperlink>
+    </w:p>
+    <w:p>
+      <w:pPr>
+        <w:pStyle w:val="Heading3"/>
+      </w:pPr>
+      <w:r>
+        <w:rPr>
+          <w:rFonts w:ascii="Times New Roman" w:hAnsi="Times New Roman" w:eastAsia="黑体"/>
+          <w:b w:val="0"/>
+          <w:color w:val="888888"/>
+          <w:sz w:val="24"/>
+        </w:rPr>
+        <w:t>【C级·参考】</w:t>
+      </w:r>
+      <w:r>
+        <w:rPr>
+          <w:rFonts w:ascii="Times New Roman" w:hAnsi="Times New Roman" w:eastAsia="黑体"/>
+          <w:b w:val="0"/>
+          <w:color w:val="888888"/>
+          <w:sz w:val="24"/>
+        </w:rPr>
+        <w:t>优派推出小尺寸游戏显示器 VX24G81-2K-9：23.8" QHD，超频 260Hz</w:t>
+      </w:r>
+    </w:p>
+    <w:p>
+      <w:r>
+        <w:rPr>
+          <w:rFonts w:ascii="Times New Roman" w:hAnsi="Times New Roman" w:eastAsia="宋体"/>
+          <w:color w:val="888888"/>
+          <w:sz w:val="18"/>
+        </w:rPr>
+        <w:t>来源:IT之家 | 时间:08-24 14:44</w:t>
+      </w:r>
+    </w:p>
+    <w:p>
+      <w:r>
+        <w:rPr>
+          <w:rFonts w:ascii="Times New Roman" w:hAnsi="Times New Roman" w:eastAsia="宋体"/>
+          <w:sz w:val="18"/>
+        </w:rPr>
+        <w:t>链接:</w:t>
+      </w:r>
+      <w:hyperlink r:id="rId33">
+        <w:r>
+          <w:rPr>
+            <w:color w:val="0563C1"/>
+            <w:u w:val="single"/>
+          </w:rPr>
+          <w:t>优派推出小尺寸游戏显示器 VX24G81-2K-9：23.8" QHD，超频 260Hz</w:t>
+        </w:r>
+      </w:hyperlink>
+    </w:p>
+    <w:p>
+      <w:pPr>
+        <w:pStyle w:val="Heading3"/>
+      </w:pPr>
+      <w:r>
+        <w:rPr>
+          <w:rFonts w:ascii="Times New Roman" w:hAnsi="Times New Roman" w:eastAsia="黑体"/>
+          <w:b w:val="0"/>
+          <w:color w:val="888888"/>
+          <w:sz w:val="24"/>
+        </w:rPr>
+        <w:t>【C级·参考】</w:t>
+      </w:r>
+      <w:r>
+        <w:rPr>
+          <w:rFonts w:ascii="Times New Roman" w:hAnsi="Times New Roman" w:eastAsia="黑体"/>
+          <w:b w:val="0"/>
+          <w:color w:val="888888"/>
+          <w:sz w:val="24"/>
+        </w:rPr>
+        <w:t>改变 PC 游戏行业的 Valve，今天三十岁了</w:t>
+      </w:r>
+    </w:p>
+    <w:p>
+      <w:r>
+        <w:rPr>
+          <w:rFonts w:ascii="Times New Roman" w:hAnsi="Times New Roman" w:eastAsia="宋体"/>
+          <w:color w:val="888888"/>
+          <w:sz w:val="18"/>
+        </w:rPr>
+        <w:t>来源:IT之家 | 时间:08-24 14:24</w:t>
+      </w:r>
+    </w:p>
+    <w:p>
+      <w:r>
+        <w:rPr>
+          <w:rFonts w:ascii="Times New Roman" w:hAnsi="Times New Roman" w:eastAsia="宋体"/>
+          <w:sz w:val="18"/>
+        </w:rPr>
+        <w:t>链接:</w:t>
+      </w:r>
+      <w:hyperlink r:id="rId34">
+        <w:r>
+          <w:rPr>
+            <w:color w:val="0563C1"/>
+            <w:u w:val="single"/>
+          </w:rPr>
+          <w:t>改变 PC 游戏行业的 Valve，今天三十岁了</w:t>
         </w:r>
       </w:hyperlink>
     </w:p>
@@ -1062,7 +1470,7 @@
         </w:rPr>
         <w:t>链接:</w:t>
       </w:r>
-      <w:hyperlink r:id="rId27">
+      <w:hyperlink r:id="rId35">
         <w:r>
           <w:rPr>
             <w:color w:val="0563C1"/>
@@ -1113,115 +1521,13 @@
         </w:rPr>
         <w:t>链接:</w:t>
       </w:r>
-      <w:hyperlink r:id="rId28">
+      <w:hyperlink r:id="rId36">
         <w:r>
           <w:rPr>
             <w:color w:val="0563C1"/>
             <w:u w:val="single"/>
           </w:rPr>
           <w:t>Sensor Tower首席分析师：游戏广告变现的5个隐藏要点！</w:t>
-        </w:r>
-      </w:hyperlink>
-    </w:p>
-    <w:p>
-      <w:pPr>
-        <w:pStyle w:val="Heading3"/>
-      </w:pPr>
-      <w:r>
-        <w:rPr>
-          <w:rFonts w:ascii="Times New Roman" w:hAnsi="Times New Roman" w:eastAsia="黑体"/>
-          <w:b w:val="0"/>
-          <w:color w:val="888888"/>
-          <w:sz w:val="24"/>
-        </w:rPr>
-        <w:t>【C级·参考】</w:t>
-      </w:r>
-      <w:r>
-        <w:rPr>
-          <w:rFonts w:ascii="Times New Roman" w:hAnsi="Times New Roman" w:eastAsia="黑体"/>
-          <w:b w:val="0"/>
-          <w:color w:val="888888"/>
-          <w:sz w:val="24"/>
-        </w:rPr>
-        <w:t>俱乐部一日双冠：Team Spirit 夺得 EWC 2026 电竞世俱杯《CS2》项目头名</w:t>
-      </w:r>
-    </w:p>
-    <w:p>
-      <w:r>
-        <w:rPr>
-          <w:rFonts w:ascii="Times New Roman" w:hAnsi="Times New Roman" w:eastAsia="宋体"/>
-          <w:color w:val="888888"/>
-          <w:sz w:val="18"/>
-        </w:rPr>
-        <w:t>来源:IT之家 | 时间:08-24 08:55</w:t>
-      </w:r>
-    </w:p>
-    <w:p>
-      <w:r>
-        <w:rPr>
-          <w:rFonts w:ascii="Times New Roman" w:hAnsi="Times New Roman" w:eastAsia="宋体"/>
-          <w:sz w:val="18"/>
-        </w:rPr>
-        <w:t>链接:</w:t>
-      </w:r>
-      <w:hyperlink r:id="rId29">
-        <w:r>
-          <w:rPr>
-            <w:color w:val="0563C1"/>
-            <w:u w:val="single"/>
-          </w:rPr>
-          <w:t>俱乐部一日双冠：Team Spirit 夺得 EWC 2026 电竞世俱杯《CS2》项目头名</w:t>
-        </w:r>
-      </w:hyperlink>
-    </w:p>
-    <w:p>
-      <w:pPr>
-        <w:pStyle w:val="Heading3"/>
-      </w:pPr>
-      <w:r>
-        <w:rPr>
-          <w:rFonts w:ascii="Times New Roman" w:hAnsi="Times New Roman" w:eastAsia="黑体"/>
-          <w:b w:val="0"/>
-          <w:color w:val="888888"/>
-          <w:sz w:val="24"/>
-        </w:rPr>
-        <w:t>【C级·参考】</w:t>
-      </w:r>
-      <w:r>
-        <w:rPr>
-          <w:rFonts w:ascii="Times New Roman" w:hAnsi="Times New Roman" w:eastAsia="黑体"/>
-          <w:b w:val="0"/>
-          <w:color w:val="888888"/>
-          <w:sz w:val="24"/>
-        </w:rPr>
-        <w:t>中国电竞俱乐部登顶世界第一，法国总统马克龙为 AG.AL 颁发 2026 EWC 冠军奖杯</w:t>
-      </w:r>
-    </w:p>
-    <w:p>
-      <w:r>
-        <w:rPr>
-          <w:rFonts w:ascii="Times New Roman" w:hAnsi="Times New Roman" w:eastAsia="宋体"/>
-          <w:color w:val="888888"/>
-          <w:sz w:val="18"/>
-        </w:rPr>
-        <w:t>来源:IT之家 | 时间:08-24 08:20</w:t>
-      </w:r>
-    </w:p>
-    <w:p>
-      <w:r>
-        <w:rPr>
-          <w:rFonts w:ascii="Times New Roman" w:hAnsi="Times New Roman" w:eastAsia="宋体"/>
-          <w:sz w:val="18"/>
-        </w:rPr>
-        <w:t>链接:</w:t>
-      </w:r>
-      <w:hyperlink r:id="rId30">
-        <w:r>
-          <w:rPr>
-            <w:color w:val="0563C1"/>
-            <w:u w:val="single"/>
-          </w:rPr>
-          <w:t>中国电竞俱乐部登顶世界第一，法国总统马克龙为 AG.AL 颁发 2026 EWC 冠军奖杯</w:t>
         </w:r>
       </w:hyperlink>
     </w:p>
@@ -1266,7 +1572,7 @@
         </w:rPr>
         <w:t>链接:</w:t>
       </w:r>
-      <w:hyperlink r:id="rId31">
+      <w:hyperlink r:id="rId37">
         <w:r>
           <w:rPr>
             <w:color w:val="0563C1"/>
@@ -1317,7 +1623,7 @@
         </w:rPr>
         <w:t>链接:</w:t>
       </w:r>
-      <w:hyperlink r:id="rId32">
+      <w:hyperlink r:id="rId38">
         <w:r>
           <w:rPr>
             <w:color w:val="0563C1"/>
@@ -1340,106 +1646,9 @@
       </w:r>
     </w:p>
     <w:p>
-      <w:pPr>
-        <w:pStyle w:val="Heading3"/>
-      </w:pPr>
       <w:r>
-        <w:rPr>
-          <w:rFonts w:ascii="Times New Roman" w:hAnsi="Times New Roman" w:eastAsia="黑体"/>
-          <w:b w:val="0"/>
-          <w:color w:val="888888"/>
-          <w:sz w:val="24"/>
-        </w:rPr>
-        <w:t>【C级·参考】</w:t>
+        <w:t>本线口暂无重要更新</w:t>
       </w:r>
-      <w:r>
-        <w:rPr>
-          <w:rFonts w:ascii="Times New Roman" w:hAnsi="Times New Roman" w:eastAsia="黑体"/>
-          <w:b w:val="0"/>
-          <w:color w:val="888888"/>
-          <w:sz w:val="24"/>
-        </w:rPr>
-        <w:t>荣耀 HONOR Life FlyClip 3i 耳夹耳机开启预售：单耳重约 5.2g、双轨锁音系统，国补价 199.75 元</w:t>
-      </w:r>
-    </w:p>
-    <w:p>
-      <w:r>
-        <w:rPr>
-          <w:rFonts w:ascii="Times New Roman" w:hAnsi="Times New Roman" w:eastAsia="宋体"/>
-          <w:color w:val="888888"/>
-          <w:sz w:val="18"/>
-        </w:rPr>
-        <w:t>来源:IT之家 | 时间:08-24 11:18</w:t>
-      </w:r>
-    </w:p>
-    <w:p>
-      <w:r>
-        <w:rPr>
-          <w:rFonts w:ascii="Times New Roman" w:hAnsi="Times New Roman" w:eastAsia="宋体"/>
-          <w:sz w:val="18"/>
-        </w:rPr>
-        <w:t>链接:</w:t>
-      </w:r>
-      <w:hyperlink r:id="rId33">
-        <w:r>
-          <w:rPr>
-            <w:color w:val="0563C1"/>
-            <w:u w:val="single"/>
-          </w:rPr>
-          <w:t>荣耀 HONOR Life FlyClip 3i 耳夹耳机开启预售：单耳重约 5.2g、双轨锁音系统，国补价 199.75 元</w:t>
-        </w:r>
-      </w:hyperlink>
-    </w:p>
-    <w:p>
-      <w:pPr>
-        <w:pStyle w:val="Heading3"/>
-      </w:pPr>
-      <w:r>
-        <w:rPr>
-          <w:rFonts w:ascii="Times New Roman" w:hAnsi="Times New Roman" w:eastAsia="黑体"/>
-          <w:b w:val="0"/>
-          <w:color w:val="888888"/>
-          <w:sz w:val="24"/>
-        </w:rPr>
-        <w:t>【C级·参考】</w:t>
-      </w:r>
-      <w:r>
-        <w:rPr>
-          <w:rFonts w:ascii="Times New Roman" w:hAnsi="Times New Roman" w:eastAsia="黑体"/>
-          <w:b w:val="0"/>
-          <w:color w:val="888888"/>
-          <w:sz w:val="24"/>
-        </w:rPr>
-        <w:t>小米米家智能晾衣机 3C 柔光版预售：9.3cm 超薄机身、1.3m 智能升降，国补价 1099 元</w:t>
-      </w:r>
-    </w:p>
-    <w:p>
-      <w:r>
-        <w:rPr>
-          <w:rFonts w:ascii="Times New Roman" w:hAnsi="Times New Roman" w:eastAsia="宋体"/>
-          <w:color w:val="888888"/>
-          <w:sz w:val="18"/>
-        </w:rPr>
-        <w:t>来源:IT之家 | 时间:08-24 11:11</w:t>
-      </w:r>
-    </w:p>
-    <w:p>
-      <w:r>
-        <w:rPr>
-          <w:rFonts w:ascii="Times New Roman" w:hAnsi="Times New Roman" w:eastAsia="宋体"/>
-          <w:sz w:val="18"/>
-        </w:rPr>
-        <w:t>链接:</w:t>
-      </w:r>
-      <w:hyperlink r:id="rId34">
-        <w:r>
-          <w:rPr>
-            <w:color w:val="0563C1"/>
-            <w:u w:val="single"/>
-          </w:rPr>
-          <w:t>小米米家智能晾衣机 3C 柔光版预售：9.3cm 超薄机身、1.3m 智能升降，国补价 1099 元</w:t>
-        </w:r>
-      </w:hyperlink>
     </w:p>
     <w:p>
       <w:pPr>
@@ -1467,7 +1676,7 @@
           <w:rFonts w:ascii="Times New Roman" w:hAnsi="Times New Roman" w:eastAsia="宋体"/>
           <w:sz w:val="18"/>
         </w:rPr>
-        <w:t>IT之家(60)、GameLook(7)、HackerNews(7)、Bing新闻(2)</w:t>
+        <w:t>IT之家(60)、GameLook(7)、HackerNews(10)、Bing新闻(4)</w:t>
       </w:r>
     </w:p>
     <w:p>

--- a/briefings/线口监测午报-2026-08-24.docx
+++ b/briefings/线口监测午报-2026-08-24.docx
@@ -22,7 +22,7 @@
           <w:color w:val="888888"/>
           <w:sz w:val="18"/>
         </w:rPr>
-        <w:t>监测窗口:近48小时 | 生成时间:2026-08-24 17:31</w:t>
+        <w:t>监测窗口:近48小时 | 生成时间:2026-08-24 18:21</w:t>
       </w:r>
     </w:p>
     <w:p>
@@ -631,7 +631,7 @@
           <w:color w:val="888888"/>
           <w:sz w:val="24"/>
         </w:rPr>
-        <w:t>行业首颗 6nm 3D 晶圆级堆叠的 AI 加速芯片：小米玄戒 O100 官宣</w:t>
+        <w:t>New EU-wide product repair rules come into force</w:t>
       </w:r>
     </w:p>
     <w:p>
@@ -641,7 +641,7 @@
           <w:color w:val="888888"/>
           <w:sz w:val="18"/>
         </w:rPr>
-        <w:t>来源:IT之家 | 时间:08-24 14:29</w:t>
+        <w:t>来源:Hacker News | 时间:08-24 13:47</w:t>
       </w:r>
     </w:p>
     <w:p>
@@ -658,7 +658,7 @@
             <w:color w:val="0563C1"/>
             <w:u w:val="single"/>
           </w:rPr>
-          <w:t>行业首颗 6nm 3D 晶圆级堆叠的 AI 加速芯片：小米玄戒 O100 官宣</w:t>
+          <w:t>New EU-wide product repair rules come into force</w:t>
         </w:r>
       </w:hyperlink>
     </w:p>
@@ -682,7 +682,7 @@
           <w:color w:val="888888"/>
           <w:sz w:val="24"/>
         </w:rPr>
-        <w:t>New EU-wide product repair rules come into force</w:t>
+        <w:t>展会上“被留住脚步”的外媒记者：讯飞AI眼镜如何破解商务洽谈的“三秒尴尬”</w:t>
       </w:r>
     </w:p>
     <w:p>
@@ -692,7 +692,7 @@
           <w:color w:val="888888"/>
           <w:sz w:val="18"/>
         </w:rPr>
-        <w:t>来源:Hacker News | 时间:08-24 13:47</w:t>
+        <w:t>来源:Bing新闻 | 时间:08-24 10:31</w:t>
       </w:r>
     </w:p>
     <w:p>
@@ -709,7 +709,58 @@
             <w:color w:val="0563C1"/>
             <w:u w:val="single"/>
           </w:rPr>
-          <w:t>New EU-wide product repair rules come into force</w:t>
+          <w:t>展会上“被留住脚步”的外媒记者：讯飞AI眼镜如何破解商务洽谈的“三秒尴尬”</w:t>
+        </w:r>
+      </w:hyperlink>
+    </w:p>
+    <w:p>
+      <w:pPr>
+        <w:pStyle w:val="Heading3"/>
+      </w:pPr>
+      <w:r>
+        <w:rPr>
+          <w:rFonts w:ascii="Times New Roman" w:hAnsi="Times New Roman" w:eastAsia="黑体"/>
+          <w:b w:val="0"/>
+          <w:color w:val="888888"/>
+          <w:sz w:val="24"/>
+        </w:rPr>
+        <w:t>【C级·参考】</w:t>
+      </w:r>
+      <w:r>
+        <w:rPr>
+          <w:rFonts w:ascii="Times New Roman" w:hAnsi="Times New Roman" w:eastAsia="黑体"/>
+          <w:b w:val="0"/>
+          <w:color w:val="888888"/>
+          <w:sz w:val="24"/>
+        </w:rPr>
+        <w:t>对话闪极CEO张波：loomos L1以主动记忆 打造AI眼镜差异化体验</w:t>
+      </w:r>
+    </w:p>
+    <w:p>
+      <w:r>
+        <w:rPr>
+          <w:rFonts w:ascii="Times New Roman" w:hAnsi="Times New Roman" w:eastAsia="宋体"/>
+          <w:color w:val="888888"/>
+          <w:sz w:val="18"/>
+        </w:rPr>
+        <w:t>来源:Bing新闻 | 时间:08-24 10:15</w:t>
+      </w:r>
+    </w:p>
+    <w:p>
+      <w:r>
+        <w:rPr>
+          <w:rFonts w:ascii="Times New Roman" w:hAnsi="Times New Roman" w:eastAsia="宋体"/>
+          <w:sz w:val="18"/>
+        </w:rPr>
+        <w:t>链接:</w:t>
+      </w:r>
+      <w:hyperlink r:id="rId22">
+        <w:r>
+          <w:rPr>
+            <w:color w:val="0563C1"/>
+            <w:u w:val="single"/>
+          </w:rPr>
+          <w:t>对话闪极CEO张波：loomos L1以主动记忆 打造AI眼镜差异化体验</w:t>
         </w:r>
       </w:hyperlink>
     </w:p>
@@ -754,7 +805,7 @@
         </w:rPr>
         <w:t>链接:</w:t>
       </w:r>
-      <w:hyperlink r:id="rId22">
+      <w:hyperlink r:id="rId23">
         <w:r>
           <w:rPr>
             <w:color w:val="0563C1"/>
@@ -805,7 +856,7 @@
         </w:rPr>
         <w:t>链接:</w:t>
       </w:r>
-      <w:hyperlink r:id="rId23">
+      <w:hyperlink r:id="rId24">
         <w:r>
           <w:rPr>
             <w:color w:val="0563C1"/>
@@ -856,7 +907,7 @@
         </w:rPr>
         <w:t>链接:</w:t>
       </w:r>
-      <w:hyperlink r:id="rId24">
+      <w:hyperlink r:id="rId25">
         <w:r>
           <w:rPr>
             <w:color w:val="0563C1"/>
@@ -907,7 +958,7 @@
         </w:rPr>
         <w:t>链接:</w:t>
       </w:r>
-      <w:hyperlink r:id="rId25">
+      <w:hyperlink r:id="rId26">
         <w:r>
           <w:rPr>
             <w:color w:val="0563C1"/>
@@ -916,6 +967,18 @@
           <w:t>Explain it to me like I'm ten</w:t>
         </w:r>
       </w:hyperlink>
+    </w:p>
+    <w:p>
+      <w:pPr>
+        <w:pStyle w:val="Heading2"/>
+      </w:pPr>
+      <w:r>
+        <w:rPr>
+          <w:rFonts w:ascii="Times New Roman" w:hAnsi="Times New Roman" w:eastAsia="黑体"/>
+          <w:sz w:val="28"/>
+        </w:rPr>
+        <w:t>机器人/AI硬件</w:t>
+      </w:r>
     </w:p>
     <w:p>
       <w:pPr>
@@ -937,7 +1000,7 @@
           <w:color w:val="888888"/>
           <w:sz w:val="24"/>
         </w:rPr>
-        <w:t>How Complex Systems Fail (1998)</w:t>
+        <w:t>何小鹏：不远的将来，会努力将第一个高阶人形机器人带入真正的现实</w:t>
       </w:r>
     </w:p>
     <w:p>
@@ -947,7 +1010,7 @@
           <w:color w:val="888888"/>
           <w:sz w:val="18"/>
         </w:rPr>
-        <w:t>来源:Hacker News | 时间:08-23 23:13</w:t>
+        <w:t>来源:IT之家 | 时间:08-24 18:01</w:t>
       </w:r>
     </w:p>
     <w:p>
@@ -958,27 +1021,15 @@
         </w:rPr>
         <w:t>链接:</w:t>
       </w:r>
-      <w:hyperlink r:id="rId26">
+      <w:hyperlink r:id="rId27">
         <w:r>
           <w:rPr>
             <w:color w:val="0563C1"/>
             <w:u w:val="single"/>
           </w:rPr>
-          <w:t>How Complex Systems Fail (1998)</w:t>
+          <w:t>何小鹏：不远的将来，会努力将第一个高阶人形机器人带入真正的现实</w:t>
         </w:r>
       </w:hyperlink>
-    </w:p>
-    <w:p>
-      <w:pPr>
-        <w:pStyle w:val="Heading2"/>
-      </w:pPr>
-      <w:r>
-        <w:rPr>
-          <w:rFonts w:ascii="Times New Roman" w:hAnsi="Times New Roman" w:eastAsia="黑体"/>
-          <w:sz w:val="28"/>
-        </w:rPr>
-        <w:t>机器人/AI硬件</w:t>
-      </w:r>
     </w:p>
     <w:p>
       <w:pPr>
@@ -1021,7 +1072,7 @@
         </w:rPr>
         <w:t>链接:</w:t>
       </w:r>
-      <w:hyperlink r:id="rId27">
+      <w:hyperlink r:id="rId28">
         <w:r>
           <w:rPr>
             <w:color w:val="0563C1"/>
@@ -1072,7 +1123,7 @@
         </w:rPr>
         <w:t>链接:</w:t>
       </w:r>
-      <w:hyperlink r:id="rId28">
+      <w:hyperlink r:id="rId29">
         <w:r>
           <w:rPr>
             <w:color w:val="0563C1"/>
@@ -1123,7 +1174,7 @@
         </w:rPr>
         <w:t>链接:</w:t>
       </w:r>
-      <w:hyperlink r:id="rId29">
+      <w:hyperlink r:id="rId30">
         <w:r>
           <w:rPr>
             <w:color w:val="0563C1"/>
@@ -1146,55 +1197,9 @@
       </w:r>
     </w:p>
     <w:p>
-      <w:pPr>
-        <w:pStyle w:val="Heading3"/>
-      </w:pPr>
       <w:r>
-        <w:rPr>
-          <w:rFonts w:ascii="Times New Roman" w:hAnsi="Times New Roman" w:eastAsia="黑体"/>
-          <w:b w:val="0"/>
-          <w:color w:val="888888"/>
-          <w:sz w:val="24"/>
-        </w:rPr>
-        <w:t>【C级·参考】</w:t>
+        <w:t>本线口暂无重要更新</w:t>
       </w:r>
-      <w:r>
-        <w:rPr>
-          <w:rFonts w:ascii="Times New Roman" w:hAnsi="Times New Roman" w:eastAsia="黑体"/>
-          <w:b w:val="0"/>
-          <w:color w:val="888888"/>
-          <w:sz w:val="24"/>
-        </w:rPr>
-        <w:t>国内首款 3nm 智驾芯片，小米玄戒 D100 官宣明年商用</w:t>
-      </w:r>
-    </w:p>
-    <w:p>
-      <w:r>
-        <w:rPr>
-          <w:rFonts w:ascii="Times New Roman" w:hAnsi="Times New Roman" w:eastAsia="宋体"/>
-          <w:color w:val="888888"/>
-          <w:sz w:val="18"/>
-        </w:rPr>
-        <w:t>来源:IT之家 | 时间:08-24 14:36</w:t>
-      </w:r>
-    </w:p>
-    <w:p>
-      <w:r>
-        <w:rPr>
-          <w:rFonts w:ascii="Times New Roman" w:hAnsi="Times New Roman" w:eastAsia="宋体"/>
-          <w:sz w:val="18"/>
-        </w:rPr>
-        <w:t>链接:</w:t>
-      </w:r>
-      <w:hyperlink r:id="rId30">
-        <w:r>
-          <w:rPr>
-            <w:color w:val="0563C1"/>
-            <w:u w:val="single"/>
-          </w:rPr>
-          <w:t>国内首款 3nm 智驾芯片，小米玄戒 D100 官宣明年商用</w:t>
-        </w:r>
-      </w:hyperlink>
     </w:p>
     <w:p>
       <w:pPr>
@@ -1245,6 +1250,108 @@
           <w:color w:val="888888"/>
           <w:sz w:val="24"/>
         </w:rPr>
+        <w:t>281 匹马力，标致将携 E-208 GTi“纯电小钢炮”参加科隆游戏展</w:t>
+      </w:r>
+    </w:p>
+    <w:p>
+      <w:r>
+        <w:rPr>
+          <w:rFonts w:ascii="Times New Roman" w:hAnsi="Times New Roman" w:eastAsia="宋体"/>
+          <w:color w:val="888888"/>
+          <w:sz w:val="18"/>
+        </w:rPr>
+        <w:t>来源:IT之家 | 时间:08-24 18:12</w:t>
+      </w:r>
+    </w:p>
+    <w:p>
+      <w:r>
+        <w:rPr>
+          <w:rFonts w:ascii="Times New Roman" w:hAnsi="Times New Roman" w:eastAsia="宋体"/>
+          <w:sz w:val="18"/>
+        </w:rPr>
+        <w:t>链接:</w:t>
+      </w:r>
+      <w:hyperlink r:id="rId31">
+        <w:r>
+          <w:rPr>
+            <w:color w:val="0563C1"/>
+            <w:u w:val="single"/>
+          </w:rPr>
+          <w:t>281 匹马力，标致将携 E-208 GTi“纯电小钢炮”参加科隆游戏展</w:t>
+        </w:r>
+      </w:hyperlink>
+    </w:p>
+    <w:p>
+      <w:pPr>
+        <w:pStyle w:val="Heading3"/>
+      </w:pPr>
+      <w:r>
+        <w:rPr>
+          <w:rFonts w:ascii="Times New Roman" w:hAnsi="Times New Roman" w:eastAsia="黑体"/>
+          <w:b w:val="0"/>
+          <w:color w:val="888888"/>
+          <w:sz w:val="24"/>
+        </w:rPr>
+        <w:t>【C级·参考】</w:t>
+      </w:r>
+      <w:r>
+        <w:rPr>
+          <w:rFonts w:ascii="Times New Roman" w:hAnsi="Times New Roman" w:eastAsia="黑体"/>
+          <w:b w:val="0"/>
+          <w:color w:val="888888"/>
+          <w:sz w:val="24"/>
+        </w:rPr>
+        <w:t>华硕天选 TX75 有线版磁轴游戏键盘上市，到手价低至 424.15 元</w:t>
+      </w:r>
+    </w:p>
+    <w:p>
+      <w:r>
+        <w:rPr>
+          <w:rFonts w:ascii="Times New Roman" w:hAnsi="Times New Roman" w:eastAsia="宋体"/>
+          <w:color w:val="888888"/>
+          <w:sz w:val="18"/>
+        </w:rPr>
+        <w:t>来源:IT之家 | 时间:08-24 17:59</w:t>
+      </w:r>
+    </w:p>
+    <w:p>
+      <w:r>
+        <w:rPr>
+          <w:rFonts w:ascii="Times New Roman" w:hAnsi="Times New Roman" w:eastAsia="宋体"/>
+          <w:sz w:val="18"/>
+        </w:rPr>
+        <w:t>链接:</w:t>
+      </w:r>
+      <w:hyperlink r:id="rId32">
+        <w:r>
+          <w:rPr>
+            <w:color w:val="0563C1"/>
+            <w:u w:val="single"/>
+          </w:rPr>
+          <w:t>华硕天选 TX75 有线版磁轴游戏键盘上市，到手价低至 424.15 元</w:t>
+        </w:r>
+      </w:hyperlink>
+    </w:p>
+    <w:p>
+      <w:pPr>
+        <w:pStyle w:val="Heading3"/>
+      </w:pPr>
+      <w:r>
+        <w:rPr>
+          <w:rFonts w:ascii="Times New Roman" w:hAnsi="Times New Roman" w:eastAsia="黑体"/>
+          <w:b w:val="0"/>
+          <w:color w:val="888888"/>
+          <w:sz w:val="24"/>
+        </w:rPr>
+        <w:t>【C级·参考】</w:t>
+      </w:r>
+      <w:r>
+        <w:rPr>
+          <w:rFonts w:ascii="Times New Roman" w:hAnsi="Times New Roman" w:eastAsia="黑体"/>
+          <w:b w:val="0"/>
+          <w:color w:val="888888"/>
+          <w:sz w:val="24"/>
+        </w:rPr>
         <w:t>《剑星》Switch2 版游戏新预告发布，支持体感操控</w:t>
       </w:r>
     </w:p>
@@ -1266,7 +1373,7 @@
         </w:rPr>
         <w:t>链接:</w:t>
       </w:r>
-      <w:hyperlink r:id="rId31">
+      <w:hyperlink r:id="rId33">
         <w:r>
           <w:rPr>
             <w:color w:val="0563C1"/>
@@ -1317,7 +1424,7 @@
         </w:rPr>
         <w:t>链接:</w:t>
       </w:r>
-      <w:hyperlink r:id="rId32">
+      <w:hyperlink r:id="rId34">
         <w:r>
           <w:rPr>
             <w:color w:val="0563C1"/>
@@ -1368,64 +1475,13 @@
         </w:rPr>
         <w:t>链接:</w:t>
       </w:r>
-      <w:hyperlink r:id="rId33">
+      <w:hyperlink r:id="rId35">
         <w:r>
           <w:rPr>
             <w:color w:val="0563C1"/>
             <w:u w:val="single"/>
           </w:rPr>
           <w:t>优派推出小尺寸游戏显示器 VX24G81-2K-9：23.8" QHD，超频 260Hz</w:t>
-        </w:r>
-      </w:hyperlink>
-    </w:p>
-    <w:p>
-      <w:pPr>
-        <w:pStyle w:val="Heading3"/>
-      </w:pPr>
-      <w:r>
-        <w:rPr>
-          <w:rFonts w:ascii="Times New Roman" w:hAnsi="Times New Roman" w:eastAsia="黑体"/>
-          <w:b w:val="0"/>
-          <w:color w:val="888888"/>
-          <w:sz w:val="24"/>
-        </w:rPr>
-        <w:t>【C级·参考】</w:t>
-      </w:r>
-      <w:r>
-        <w:rPr>
-          <w:rFonts w:ascii="Times New Roman" w:hAnsi="Times New Roman" w:eastAsia="黑体"/>
-          <w:b w:val="0"/>
-          <w:color w:val="888888"/>
-          <w:sz w:val="24"/>
-        </w:rPr>
-        <w:t>改变 PC 游戏行业的 Valve，今天三十岁了</w:t>
-      </w:r>
-    </w:p>
-    <w:p>
-      <w:r>
-        <w:rPr>
-          <w:rFonts w:ascii="Times New Roman" w:hAnsi="Times New Roman" w:eastAsia="宋体"/>
-          <w:color w:val="888888"/>
-          <w:sz w:val="18"/>
-        </w:rPr>
-        <w:t>来源:IT之家 | 时间:08-24 14:24</w:t>
-      </w:r>
-    </w:p>
-    <w:p>
-      <w:r>
-        <w:rPr>
-          <w:rFonts w:ascii="Times New Roman" w:hAnsi="Times New Roman" w:eastAsia="宋体"/>
-          <w:sz w:val="18"/>
-        </w:rPr>
-        <w:t>链接:</w:t>
-      </w:r>
-      <w:hyperlink r:id="rId34">
-        <w:r>
-          <w:rPr>
-            <w:color w:val="0563C1"/>
-            <w:u w:val="single"/>
-          </w:rPr>
-          <w:t>改变 PC 游戏行业的 Valve，今天三十岁了</w:t>
         </w:r>
       </w:hyperlink>
     </w:p>
@@ -1470,7 +1526,7 @@
         </w:rPr>
         <w:t>链接:</w:t>
       </w:r>
-      <w:hyperlink r:id="rId35">
+      <w:hyperlink r:id="rId36">
         <w:r>
           <w:rPr>
             <w:color w:val="0563C1"/>
@@ -1521,7 +1577,7 @@
         </w:rPr>
         <w:t>链接:</w:t>
       </w:r>
-      <w:hyperlink r:id="rId36">
+      <w:hyperlink r:id="rId37">
         <w:r>
           <w:rPr>
             <w:color w:val="0563C1"/>
@@ -1572,64 +1628,13 @@
         </w:rPr>
         <w:t>链接:</w:t>
       </w:r>
-      <w:hyperlink r:id="rId37">
+      <w:hyperlink r:id="rId38">
         <w:r>
           <w:rPr>
             <w:color w:val="0563C1"/>
             <w:u w:val="single"/>
           </w:rPr>
           <w:t>1200万DAU，中式摸金第一游戏仍在狂飙</w:t>
-        </w:r>
-      </w:hyperlink>
-    </w:p>
-    <w:p>
-      <w:pPr>
-        <w:pStyle w:val="Heading3"/>
-      </w:pPr>
-      <w:r>
-        <w:rPr>
-          <w:rFonts w:ascii="Times New Roman" w:hAnsi="Times New Roman" w:eastAsia="黑体"/>
-          <w:b w:val="0"/>
-          <w:color w:val="888888"/>
-          <w:sz w:val="24"/>
-        </w:rPr>
-        <w:t>【C级·参考】</w:t>
-      </w:r>
-      <w:r>
-        <w:rPr>
-          <w:rFonts w:ascii="Times New Roman" w:hAnsi="Times New Roman" w:eastAsia="黑体"/>
-          <w:b w:val="0"/>
-          <w:color w:val="888888"/>
-          <w:sz w:val="24"/>
-        </w:rPr>
-        <w:t>财报点名创新高，却被steam数据判凉？游戏越火非议越多</w:t>
-      </w:r>
-    </w:p>
-    <w:p>
-      <w:r>
-        <w:rPr>
-          <w:rFonts w:ascii="Times New Roman" w:hAnsi="Times New Roman" w:eastAsia="宋体"/>
-          <w:color w:val="888888"/>
-          <w:sz w:val="18"/>
-        </w:rPr>
-        <w:t>来源:GameLook | 时间:08-24 01:26</w:t>
-      </w:r>
-    </w:p>
-    <w:p>
-      <w:r>
-        <w:rPr>
-          <w:rFonts w:ascii="Times New Roman" w:hAnsi="Times New Roman" w:eastAsia="宋体"/>
-          <w:sz w:val="18"/>
-        </w:rPr>
-        <w:t>链接:</w:t>
-      </w:r>
-      <w:hyperlink r:id="rId38">
-        <w:r>
-          <w:rPr>
-            <w:color w:val="0563C1"/>
-            <w:u w:val="single"/>
-          </w:rPr>
-          <w:t>财报点名创新高，却被steam数据判凉？游戏越火非议越多</w:t>
         </w:r>
       </w:hyperlink>
     </w:p>
@@ -1676,7 +1681,7 @@
           <w:rFonts w:ascii="Times New Roman" w:hAnsi="Times New Roman" w:eastAsia="宋体"/>
           <w:sz w:val="18"/>
         </w:rPr>
-        <w:t>IT之家(60)、GameLook(7)、HackerNews(10)、Bing新闻(4)</w:t>
+        <w:t>IT之家(60)、GameLook(7)、HackerNews(11)、Bing新闻(5)</w:t>
       </w:r>
     </w:p>
     <w:p>
